--- a/6-过程管理/流程制度规范类文件/HFSJ-ITSS-0611-运维服务信息安全管理制度.docx
+++ b/6-过程管理/流程制度规范类文件/HFSJ-ITSS-0611-运维服务信息安全管理制度.docx
@@ -3493,7 +3493,7 @@
             <w:t xml:space="preserve">2.5.4. </w:t>
           </w:r>
           <w:r>
-            <w:t>产品产品质量部</w:t>
+            <w:t>产品质量部</w:t>
           </w:r>
           <w:r>
             <w:tab/>
@@ -5623,7 +5623,7 @@
         <w:textAlignment w:val="baseline"/>
       </w:pPr>
       <w:r>
-        <w:t>本制度适用于运维服务覆盖的所有部门，包括运维部、研发部、产品产品质量部、综合部。</w:t>
+        <w:t>本制度适用于运维服务覆盖的所有部门，包括运维部、研发部、产品质量部、综合部。</w:t>
       </w:r>
     </w:p>
     <w:p>
@@ -7772,7 +7772,7 @@
               <w:textAlignment w:val="baseline"/>
             </w:pPr>
             <w:r>
-              <w:t>产品产品质量部</w:t>
+              <w:t>产品质量部</w:t>
             </w:r>
           </w:p>
         </w:tc>
@@ -8325,7 +8325,7 @@
       <w:bookmarkStart w:id="26" w:name="_Toc16121"/>
       <w:bookmarkStart w:id="27" w:name="heading_12"/>
       <w:r>
-        <w:t>产品产品质量部</w:t>
+        <w:t>产品质量部</w:t>
       </w:r>
       <w:bookmarkEnd w:id="26"/>
       <w:bookmarkEnd w:id="27"/>
